--- a/Documentation/informes/Plan_Iteracion_Sprint6_RespiCare.docx
+++ b/Documentation/informes/Plan_Iteracion_Sprint6_RespiCare.docx
@@ -697,6 +697,144 @@
           <w:sz w:val="24"/>
         </w:rPr>
         <w:t>Entregables de otras iteraciones (Sprint 5 y anteriores ya cerrados; Sprint 7 y posteriores aún no iniciados).</w:t>
+      </w:r>
+    </w:p>
+    <w:p>
+      <w:pPr>
+        <w:jc w:val="both"/>
+      </w:pPr>
+      <w:r>
+        <w:rPr>
+          <w:rFonts w:ascii="Times New Roman" w:hAnsi="Times New Roman" w:cs="Times New Roman"/>
+          <w:b/>
+          <w:i w:val="0"/>
+          <w:sz w:val="24"/>
+        </w:rPr>
+        <w:t>Requerimientos Funcionales relacionados</w:t>
+      </w:r>
+      <w:r>
+        <w:rPr>
+          <w:rFonts w:ascii="Times New Roman" w:hAnsi="Times New Roman" w:cs="Times New Roman"/>
+          <w:b w:val="0"/>
+          <w:i w:val="0"/>
+          <w:sz w:val="24"/>
+        </w:rPr>
+        <w:t xml:space="preserve"> (Documentation/trazabilidad/Matriz_Trazabilidad_RespiCare.xlsx):</w:t>
+      </w:r>
+    </w:p>
+    <w:p>
+      <w:pPr>
+        <w:pStyle w:val="ListBullet"/>
+      </w:pPr>
+      <w:r>
+        <w:rPr>
+          <w:rFonts w:ascii="Times New Roman" w:hAnsi="Times New Roman" w:cs="Times New Roman"/>
+          <w:b/>
+          <w:i w:val="0"/>
+          <w:sz w:val="24"/>
+        </w:rPr>
+        <w:t>RF-002</w:t>
+      </w:r>
+      <w:r>
+        <w:rPr>
+          <w:rFonts w:ascii="Times New Roman" w:hAnsi="Times New Roman" w:cs="Times New Roman"/>
+          <w:b w:val="0"/>
+          <w:i w:val="0"/>
+          <w:sz w:val="24"/>
+        </w:rPr>
+        <w:t>: Diagnóstico inteligente de síntomas — extensión XGBoost</w:t>
+      </w:r>
+    </w:p>
+    <w:p>
+      <w:pPr>
+        <w:pStyle w:val="ListBullet"/>
+      </w:pPr>
+      <w:r>
+        <w:rPr>
+          <w:rFonts w:ascii="Times New Roman" w:hAnsi="Times New Roman" w:cs="Times New Roman"/>
+          <w:b/>
+          <w:i w:val="0"/>
+          <w:sz w:val="24"/>
+        </w:rPr>
+        <w:t>RF-006</w:t>
+      </w:r>
+      <w:r>
+        <w:rPr>
+          <w:rFonts w:ascii="Times New Roman" w:hAnsi="Times New Roman" w:cs="Times New Roman"/>
+          <w:b w:val="0"/>
+          <w:i w:val="0"/>
+          <w:sz w:val="24"/>
+        </w:rPr>
+        <w:t>: Explicabilidad (SHAP) — versión inicial</w:t>
+      </w:r>
+    </w:p>
+    <w:p>
+      <w:pPr>
+        <w:jc w:val="both"/>
+      </w:pPr>
+      <w:r>
+        <w:rPr>
+          <w:rFonts w:ascii="Times New Roman" w:hAnsi="Times New Roman" w:cs="Times New Roman"/>
+          <w:b/>
+          <w:i w:val="0"/>
+          <w:sz w:val="24"/>
+        </w:rPr>
+        <w:t>Requerimientos No Funcionales relacionados</w:t>
+      </w:r>
+      <w:r>
+        <w:rPr>
+          <w:rFonts w:ascii="Times New Roman" w:hAnsi="Times New Roman" w:cs="Times New Roman"/>
+          <w:b w:val="0"/>
+          <w:i w:val="0"/>
+          <w:sz w:val="24"/>
+        </w:rPr>
+        <w:t xml:space="preserve"> (FD03-EPIS-Informe SRS de Proyecto.docx, Cuadro de Requerimientos No Funcionales):</w:t>
+      </w:r>
+    </w:p>
+    <w:p>
+      <w:pPr>
+        <w:pStyle w:val="ListBullet"/>
+      </w:pPr>
+      <w:r>
+        <w:rPr>
+          <w:rFonts w:ascii="Times New Roman" w:hAnsi="Times New Roman" w:cs="Times New Roman"/>
+          <w:b/>
+          <w:i w:val="0"/>
+          <w:sz w:val="24"/>
+        </w:rPr>
+        <w:t>RNF-007</w:t>
+      </w:r>
+      <w:r>
+        <w:rPr>
+          <w:rFonts w:ascii="Times New Roman" w:hAnsi="Times New Roman" w:cs="Times New Roman"/>
+          <w:b w:val="0"/>
+          <w:i w:val="0"/>
+          <w:sz w:val="24"/>
+        </w:rPr>
+        <w:t>: Precisión</w:t>
+      </w:r>
+    </w:p>
+    <w:p>
+      <w:pPr>
+        <w:pStyle w:val="ListBullet"/>
+      </w:pPr>
+      <w:r>
+        <w:rPr>
+          <w:rFonts w:ascii="Times New Roman" w:hAnsi="Times New Roman" w:cs="Times New Roman"/>
+          <w:b/>
+          <w:i w:val="0"/>
+          <w:sz w:val="24"/>
+        </w:rPr>
+        <w:t>RNF-011</w:t>
+      </w:r>
+      <w:r>
+        <w:rPr>
+          <w:rFonts w:ascii="Times New Roman" w:hAnsi="Times New Roman" w:cs="Times New Roman"/>
+          <w:b w:val="0"/>
+          <w:i w:val="0"/>
+          <w:sz w:val="24"/>
+        </w:rPr>
+        <w:t>: Explicabilidad</w:t>
       </w:r>
     </w:p>
     <w:p>
@@ -2749,6 +2887,390 @@
     <w:p/>
     <w:p>
       <w:pPr>
+        <w:jc w:val="both"/>
+      </w:pPr>
+      <w:r>
+        <w:rPr>
+          <w:rFonts w:ascii="Times New Roman" w:hAnsi="Times New Roman" w:cs="Times New Roman"/>
+          <w:b/>
+          <w:i w:val="0"/>
+          <w:sz w:val="24"/>
+        </w:rPr>
+        <w:t>Evidencia de código (extractos reales verificados del repositorio):</w:t>
+      </w:r>
+    </w:p>
+    <w:p>
+      <w:pPr>
+        <w:jc w:val="both"/>
+      </w:pPr>
+      <w:r>
+        <w:rPr>
+          <w:rFonts w:ascii="Times New Roman" w:hAnsi="Times New Roman" w:cs="Times New Roman"/>
+          <w:b w:val="0"/>
+          <w:i/>
+          <w:sz w:val="24"/>
+        </w:rPr>
+        <w:t>Entregable: Modelo XGBoost (99.81% accuracy)</w:t>
+      </w:r>
+    </w:p>
+    <w:p>
+      <w:pPr>
+        <w:jc w:val="both"/>
+      </w:pPr>
+      <w:r>
+        <w:rPr>
+          <w:rFonts w:ascii="Consolas" w:hAnsi="Consolas" w:cs="Consolas"/>
+          <w:b w:val="0"/>
+          <w:i w:val="0"/>
+          <w:sz w:val="18"/>
+        </w:rPr>
+        <w:t>ai-services/ml_models/xgboost_model.py</w:t>
+      </w:r>
+      <w:r>
+        <w:rPr>
+          <w:rFonts w:ascii="Times New Roman" w:hAnsi="Times New Roman" w:cs="Times New Roman"/>
+          <w:b w:val="0"/>
+          <w:i w:val="0"/>
+          <w:sz w:val="24"/>
+        </w:rPr>
+        <w:t xml:space="preserve"> (líneas 299-302):</w:t>
+      </w:r>
+    </w:p>
+    <w:p>
+      <w:pPr>
+        <w:spacing w:after="0" w:before="0"/>
+      </w:pPr>
+      <w:r>
+        <w:rPr>
+          <w:rFonts w:ascii="Consolas" w:hAnsi="Consolas" w:cs="Consolas"/>
+          <w:b w:val="0"/>
+          <w:i w:val="0"/>
+          <w:sz w:val="18"/>
+        </w:rPr>
+        <w:t xml:space="preserve">    def predict(self, X: np.ndarray) -&gt; np.ndarray:</w:t>
+      </w:r>
+    </w:p>
+    <w:p>
+      <w:pPr>
+        <w:spacing w:after="0" w:before="0"/>
+      </w:pPr>
+      <w:r>
+        <w:rPr>
+          <w:rFonts w:ascii="Consolas" w:hAnsi="Consolas" w:cs="Consolas"/>
+          <w:b w:val="0"/>
+          <w:i w:val="0"/>
+          <w:sz w:val="18"/>
+        </w:rPr>
+        <w:t xml:space="preserve">        """Predict disease class indices for a feature matrix"""</w:t>
+      </w:r>
+    </w:p>
+    <w:p>
+      <w:pPr>
+        <w:spacing w:after="0" w:before="0"/>
+      </w:pPr>
+      <w:r>
+        <w:rPr>
+          <w:rFonts w:ascii="Consolas" w:hAnsi="Consolas" w:cs="Consolas"/>
+          <w:b w:val="0"/>
+          <w:i w:val="0"/>
+          <w:sz w:val="18"/>
+        </w:rPr>
+        <w:t xml:space="preserve">        if not self.is_trained:</w:t>
+      </w:r>
+    </w:p>
+    <w:p>
+      <w:pPr>
+        <w:spacing w:after="0" w:before="0"/>
+      </w:pPr>
+      <w:r>
+        <w:rPr>
+          <w:rFonts w:ascii="Consolas" w:hAnsi="Consolas" w:cs="Consolas"/>
+          <w:b w:val="0"/>
+          <w:i w:val="0"/>
+          <w:sz w:val="18"/>
+        </w:rPr>
+        <w:t xml:space="preserve">            raise ValueError("Model not trained yet")</w:t>
+      </w:r>
+    </w:p>
+    <w:p/>
+    <w:p>
+      <w:pPr>
+        <w:jc w:val="both"/>
+      </w:pPr>
+      <w:r>
+        <w:rPr>
+          <w:rFonts w:ascii="Times New Roman" w:hAnsi="Times New Roman" w:cs="Times New Roman"/>
+          <w:b w:val="0"/>
+          <w:i/>
+          <w:sz w:val="24"/>
+        </w:rPr>
+        <w:t>Entregable: Explicabilidad SHAP</w:t>
+      </w:r>
+    </w:p>
+    <w:p>
+      <w:pPr>
+        <w:jc w:val="both"/>
+      </w:pPr>
+      <w:r>
+        <w:rPr>
+          <w:rFonts w:ascii="Consolas" w:hAnsi="Consolas" w:cs="Consolas"/>
+          <w:b w:val="0"/>
+          <w:i w:val="0"/>
+          <w:sz w:val="18"/>
+        </w:rPr>
+        <w:t>ai-services/shap_explainer.py</w:t>
+      </w:r>
+      <w:r>
+        <w:rPr>
+          <w:rFonts w:ascii="Times New Roman" w:hAnsi="Times New Roman" w:cs="Times New Roman"/>
+          <w:b w:val="0"/>
+          <w:i w:val="0"/>
+          <w:sz w:val="24"/>
+        </w:rPr>
+        <w:t xml:space="preserve"> (líneas 85-101):</w:t>
+      </w:r>
+    </w:p>
+    <w:p>
+      <w:pPr>
+        <w:spacing w:after="0" w:before="0"/>
+      </w:pPr>
+      <w:r>
+        <w:rPr>
+          <w:rFonts w:ascii="Consolas" w:hAnsi="Consolas" w:cs="Consolas"/>
+          <w:b w:val="0"/>
+          <w:i w:val="0"/>
+          <w:sz w:val="18"/>
+        </w:rPr>
+        <w:t xml:space="preserve">    def explain_prediction(self, </w:t>
+      </w:r>
+    </w:p>
+    <w:p>
+      <w:pPr>
+        <w:spacing w:after="0" w:before="0"/>
+      </w:pPr>
+      <w:r>
+        <w:rPr>
+          <w:rFonts w:ascii="Consolas" w:hAnsi="Consolas" w:cs="Consolas"/>
+          <w:b w:val="0"/>
+          <w:i w:val="0"/>
+          <w:sz w:val="18"/>
+        </w:rPr>
+        <w:t xml:space="preserve">                          symptoms: str, </w:t>
+      </w:r>
+    </w:p>
+    <w:p>
+      <w:pPr>
+        <w:spacing w:after="0" w:before="0"/>
+      </w:pPr>
+      <w:r>
+        <w:rPr>
+          <w:rFonts w:ascii="Consolas" w:hAnsi="Consolas" w:cs="Consolas"/>
+          <w:b w:val="0"/>
+          <w:i w:val="0"/>
+          <w:sz w:val="18"/>
+        </w:rPr>
+        <w:t xml:space="preserve">                          patient_age: int = 35,</w:t>
+      </w:r>
+    </w:p>
+    <w:p>
+      <w:pPr>
+        <w:spacing w:after="0" w:before="0"/>
+      </w:pPr>
+      <w:r>
+        <w:rPr>
+          <w:rFonts w:ascii="Consolas" w:hAnsi="Consolas" w:cs="Consolas"/>
+          <w:b w:val="0"/>
+          <w:i w:val="0"/>
+          <w:sz w:val="18"/>
+        </w:rPr>
+        <w:t xml:space="preserve">                          top_k: int = 10) -&gt; Dict[str, Any]:</w:t>
+      </w:r>
+    </w:p>
+    <w:p>
+      <w:pPr>
+        <w:spacing w:after="0" w:before="0"/>
+      </w:pPr>
+      <w:r>
+        <w:rPr>
+          <w:rFonts w:ascii="Consolas" w:hAnsi="Consolas" w:cs="Consolas"/>
+          <w:b w:val="0"/>
+          <w:i w:val="0"/>
+          <w:sz w:val="18"/>
+        </w:rPr>
+        <w:t xml:space="preserve">        """</w:t>
+      </w:r>
+    </w:p>
+    <w:p>
+      <w:pPr>
+        <w:spacing w:after="0" w:before="0"/>
+      </w:pPr>
+      <w:r>
+        <w:rPr>
+          <w:rFonts w:ascii="Consolas" w:hAnsi="Consolas" w:cs="Consolas"/>
+          <w:b w:val="0"/>
+          <w:i w:val="0"/>
+          <w:sz w:val="18"/>
+        </w:rPr>
+        <w:t xml:space="preserve">        Explain model prediction for given symptoms</w:t>
+      </w:r>
+    </w:p>
+    <w:p>
+      <w:pPr>
+        <w:spacing w:after="0" w:before="0"/>
+      </w:pPr>
+      <w:r>
+        <w:rPr>
+          <w:rFonts w:ascii="Consolas" w:hAnsi="Consolas" w:cs="Consolas"/>
+          <w:b w:val="0"/>
+          <w:i w:val="0"/>
+          <w:sz w:val="18"/>
+        </w:rPr>
+        <w:t xml:space="preserve">        </w:t>
+      </w:r>
+    </w:p>
+    <w:p>
+      <w:pPr>
+        <w:spacing w:after="0" w:before="0"/>
+      </w:pPr>
+      <w:r>
+        <w:rPr>
+          <w:rFonts w:ascii="Consolas" w:hAnsi="Consolas" w:cs="Consolas"/>
+          <w:b w:val="0"/>
+          <w:i w:val="0"/>
+          <w:sz w:val="18"/>
+        </w:rPr>
+        <w:t xml:space="preserve">        Args:</w:t>
+      </w:r>
+    </w:p>
+    <w:p>
+      <w:pPr>
+        <w:spacing w:after="0" w:before="0"/>
+      </w:pPr>
+      <w:r>
+        <w:rPr>
+          <w:rFonts w:ascii="Consolas" w:hAnsi="Consolas" w:cs="Consolas"/>
+          <w:b w:val="0"/>
+          <w:i w:val="0"/>
+          <w:sz w:val="18"/>
+        </w:rPr>
+        <w:t xml:space="preserve">            symptoms: Comma-separated symptoms</w:t>
+      </w:r>
+    </w:p>
+    <w:p>
+      <w:pPr>
+        <w:spacing w:after="0" w:before="0"/>
+      </w:pPr>
+      <w:r>
+        <w:rPr>
+          <w:rFonts w:ascii="Consolas" w:hAnsi="Consolas" w:cs="Consolas"/>
+          <w:b w:val="0"/>
+          <w:i w:val="0"/>
+          <w:sz w:val="18"/>
+        </w:rPr>
+        <w:t xml:space="preserve">            patient_age: Patient age</w:t>
+      </w:r>
+    </w:p>
+    <w:p>
+      <w:pPr>
+        <w:spacing w:after="0" w:before="0"/>
+      </w:pPr>
+      <w:r>
+        <w:rPr>
+          <w:rFonts w:ascii="Consolas" w:hAnsi="Consolas" w:cs="Consolas"/>
+          <w:b w:val="0"/>
+          <w:i w:val="0"/>
+          <w:sz w:val="18"/>
+        </w:rPr>
+        <w:t xml:space="preserve">            top_k: Number of top features to show</w:t>
+      </w:r>
+    </w:p>
+    <w:p>
+      <w:pPr>
+        <w:spacing w:after="0" w:before="0"/>
+      </w:pPr>
+      <w:r>
+        <w:rPr>
+          <w:rFonts w:ascii="Consolas" w:hAnsi="Consolas" w:cs="Consolas"/>
+          <w:b w:val="0"/>
+          <w:i w:val="0"/>
+          <w:sz w:val="18"/>
+        </w:rPr>
+        <w:t xml:space="preserve">        </w:t>
+      </w:r>
+    </w:p>
+    <w:p>
+      <w:pPr>
+        <w:spacing w:after="0" w:before="0"/>
+      </w:pPr>
+      <w:r>
+        <w:rPr>
+          <w:rFonts w:ascii="Consolas" w:hAnsi="Consolas" w:cs="Consolas"/>
+          <w:b w:val="0"/>
+          <w:i w:val="0"/>
+          <w:sz w:val="18"/>
+        </w:rPr>
+        <w:t xml:space="preserve">        Returns:</w:t>
+      </w:r>
+    </w:p>
+    <w:p>
+      <w:pPr>
+        <w:spacing w:after="0" w:before="0"/>
+      </w:pPr>
+      <w:r>
+        <w:rPr>
+          <w:rFonts w:ascii="Consolas" w:hAnsi="Consolas" w:cs="Consolas"/>
+          <w:b w:val="0"/>
+          <w:i w:val="0"/>
+          <w:sz w:val="18"/>
+        </w:rPr>
+        <w:t xml:space="preserve">            Dict with prediction, confidence, and explanation</w:t>
+      </w:r>
+    </w:p>
+    <w:p>
+      <w:pPr>
+        <w:spacing w:after="0" w:before="0"/>
+      </w:pPr>
+      <w:r>
+        <w:rPr>
+          <w:rFonts w:ascii="Consolas" w:hAnsi="Consolas" w:cs="Consolas"/>
+          <w:b w:val="0"/>
+          <w:i w:val="0"/>
+          <w:sz w:val="18"/>
+        </w:rPr>
+        <w:t xml:space="preserve">        """</w:t>
+      </w:r>
+    </w:p>
+    <w:p>
+      <w:pPr>
+        <w:spacing w:after="0" w:before="0"/>
+      </w:pPr>
+      <w:r>
+        <w:rPr>
+          <w:rFonts w:ascii="Consolas" w:hAnsi="Consolas" w:cs="Consolas"/>
+          <w:b w:val="0"/>
+          <w:i w:val="0"/>
+          <w:sz w:val="18"/>
+        </w:rPr>
+        <w:t xml:space="preserve">        if not self.model:</w:t>
+      </w:r>
+    </w:p>
+    <w:p>
+      <w:pPr>
+        <w:spacing w:after="0" w:before="0"/>
+      </w:pPr>
+      <w:r>
+        <w:rPr>
+          <w:rFonts w:ascii="Consolas" w:hAnsi="Consolas" w:cs="Consolas"/>
+          <w:b w:val="0"/>
+          <w:i w:val="0"/>
+          <w:sz w:val="18"/>
+        </w:rPr>
+        <w:t xml:space="preserve">            return {'error': 'Model not loaded'}</w:t>
+      </w:r>
+    </w:p>
+    <w:p/>
+    <w:p>
+      <w:pPr>
         <w:spacing w:before="240" w:after="120"/>
       </w:pPr>
       <w:r>
